--- a/d.docx
+++ b/d.docx
@@ -16,6 +16,14 @@
       </w:pPr>
       <w:r>
         <w:t>Let’s go</w:t>
+      </w:r>
+    </w:p>
+    <w:p>
+      <w:pPr>
+        <w:bidi w:val="0"/>
+      </w:pPr>
+      <w:r>
+        <w:t>1 is ready</w:t>
       </w:r>
     </w:p>
     <w:sectPr>
